--- a/CÔNG TY TNHH MỘT THÀNH VIÊN ĐẦU TƯ THƯƠNG MẠI H2L/Giải thể chi nhánh/QD_GiaiThe_Chi-nhanh.docx
+++ b/CÔNG TY TNHH MỘT THÀNH VIÊN ĐẦU TƯ THƯƠNG MẠI H2L/Giải thể chi nhánh/QD_GiaiThe_Chi-nhanh.docx
@@ -1,6 +1,6 @@
 
 <file path=word/document.xml><?xml version="1.0" encoding="utf-8"?>
-<w:document xmlns:wpc="http://schemas.microsoft.com/office/word/2010/wordprocessingCanvas" xmlns:cx="http://schemas.microsoft.com/office/drawing/2014/chartex" xmlns:mc="http://schemas.openxmlformats.org/markup-compatibility/2006" xmlns:o="urn:schemas-microsoft-com:office:office" xmlns:r="http://schemas.openxmlformats.org/officeDocument/2006/relationships" xmlns:m="http://schemas.openxmlformats.org/officeDocument/2006/math" xmlns:v="urn:schemas-microsoft-com:vml" xmlns:wp14="http://schemas.microsoft.com/office/word/2010/wordprocessingDrawing" xmlns:wp="http://schemas.openxmlformats.org/drawingml/2006/wordprocessingDrawing" xmlns:w10="urn:schemas-microsoft-com:office:word" xmlns:w="http://schemas.openxmlformats.org/wordprocessingml/2006/main" xmlns:w14="http://schemas.microsoft.com/office/word/2010/wordml" xmlns:w15="http://schemas.microsoft.com/office/word/2012/wordml" xmlns:w16se="http://schemas.microsoft.com/office/word/2015/wordml/symex" xmlns:wpg="http://schemas.microsoft.com/office/word/2010/wordprocessingGroup" xmlns:wpi="http://schemas.microsoft.com/office/word/2010/wordprocessingInk" xmlns:wne="http://schemas.microsoft.com/office/word/2006/wordml" xmlns:wps="http://schemas.microsoft.com/office/word/2010/wordprocessingShape" mc:Ignorable="w14 w15 w16se wp14">
+<w:document xmlns:wpc="http://schemas.microsoft.com/office/word/2010/wordprocessingCanvas" xmlns:cx="http://schemas.microsoft.com/office/drawing/2014/chartex" xmlns:cx1="http://schemas.microsoft.com/office/drawing/2015/9/8/chartex" xmlns:cx2="http://schemas.microsoft.com/office/drawing/2015/10/21/chartex" xmlns:cx3="http://schemas.microsoft.com/office/drawing/2016/5/9/chartex" xmlns:cx4="http://schemas.microsoft.com/office/drawing/2016/5/10/chartex" xmlns:cx5="http://schemas.microsoft.com/office/drawing/2016/5/11/chartex" xmlns:cx6="http://schemas.microsoft.com/office/drawing/2016/5/12/chartex" xmlns:cx7="http://schemas.microsoft.com/office/drawing/2016/5/13/chartex" xmlns:cx8="http://schemas.microsoft.com/office/drawing/2016/5/14/chartex" xmlns:mc="http://schemas.openxmlformats.org/markup-compatibility/2006" xmlns:aink="http://schemas.microsoft.com/office/drawing/2016/ink" xmlns:am3d="http://schemas.microsoft.com/office/drawing/2017/model3d" xmlns:o="urn:schemas-microsoft-com:office:office" xmlns:oel="http://schemas.microsoft.com/office/2019/extlst" xmlns:r="http://schemas.openxmlformats.org/officeDocument/2006/relationships" xmlns:m="http://schemas.openxmlformats.org/officeDocument/2006/math" xmlns:v="urn:schemas-microsoft-com:vml" xmlns:wp14="http://schemas.microsoft.com/office/word/2010/wordprocessingDrawing" xmlns:wp="http://schemas.openxmlformats.org/drawingml/2006/wordprocessingDrawing" xmlns:w10="urn:schemas-microsoft-com:office:word" xmlns:w="http://schemas.openxmlformats.org/wordprocessingml/2006/main" xmlns:w14="http://schemas.microsoft.com/office/word/2010/wordml" xmlns:w15="http://schemas.microsoft.com/office/word/2012/wordml" xmlns:w16cex="http://schemas.microsoft.com/office/word/2018/wordml/cex" xmlns:w16cid="http://schemas.microsoft.com/office/word/2016/wordml/cid" xmlns:w16="http://schemas.microsoft.com/office/word/2018/wordml" xmlns:w16du="http://schemas.microsoft.com/office/word/2023/wordml/word16du" xmlns:w16sdtdh="http://schemas.microsoft.com/office/word/2020/wordml/sdtdatahash" xmlns:w16sdtfl="http://schemas.microsoft.com/office/word/2024/wordml/sdtformatlock" xmlns:w16se="http://schemas.microsoft.com/office/word/2015/wordml/symex" xmlns:wpg="http://schemas.microsoft.com/office/word/2010/wordprocessingGroup" xmlns:wpi="http://schemas.microsoft.com/office/word/2010/wordprocessingInk" xmlns:wne="http://schemas.microsoft.com/office/word/2006/wordml" xmlns:wps="http://schemas.microsoft.com/office/word/2010/wordprocessingShape" mc:Ignorable="w14 w15 w16se w16cid w16 w16cex w16sdtdh w16sdtfl w16du wp14">
   <w:body>
     <w:p>
       <w:pPr>
@@ -67,7 +67,7 @@
               <mc:AlternateContent>
                 <mc:Choice Requires="wps">
                   <w:drawing>
-                    <wp:anchor distT="0" distB="0" distL="114300" distR="114300" simplePos="0" relativeHeight="251658240" behindDoc="0" locked="0" layoutInCell="1" hidden="0" allowOverlap="1">
+                    <wp:anchor distT="0" distB="0" distL="114300" distR="114300" simplePos="0" relativeHeight="251658240" behindDoc="0" locked="0" layoutInCell="1" hidden="0" allowOverlap="1" wp14:anchorId="18B04918" wp14:editId="3DF0E01B">
                       <wp:simplePos x="0" y="0"/>
                       <wp:positionH relativeFrom="column">
                         <wp:posOffset>635000</wp:posOffset>
@@ -110,7 +110,7 @@
                     </wp:anchor>
                   </w:drawing>
                 </mc:Choice>
-                <mc:Fallback xmlns:sl="http://schemas.openxmlformats.org/schemaLibrary/2006/main" xmlns:a="http://schemas.openxmlformats.org/drawingml/2006/main" xmlns:pic="http://schemas.openxmlformats.org/drawingml/2006/picture" xmlns:c="http://schemas.openxmlformats.org/drawingml/2006/chart" xmlns:lc="http://schemas.openxmlformats.org/drawingml/2006/lockedCanvas" xmlns:dgm="http://schemas.openxmlformats.org/drawingml/2006/diagram" xmlns:w16="http://schemas.microsoft.com/office/word/2018/wordml" xmlns:w16cex="http://schemas.microsoft.com/office/word/2018/wordml/cex" xmlns:w16cid="http://schemas.microsoft.com/office/word/2016/wordml/cid" xmlns="http://schemas.microsoft.com/office/tasks/2019/documenttasks" xmlns:cr="http://schemas.microsoft.com/office/comments/2020/reactions">
+                <mc:Fallback xmlns:cr="http://schemas.microsoft.com/office/comments/2020/reactions" xmlns="http://schemas.microsoft.com/office/tasks/2019/documenttasks" xmlns:dgm="http://schemas.openxmlformats.org/drawingml/2006/diagram" xmlns:lc="http://schemas.openxmlformats.org/drawingml/2006/lockedCanvas" xmlns:c="http://schemas.openxmlformats.org/drawingml/2006/chart" xmlns:pic="http://schemas.openxmlformats.org/drawingml/2006/picture" xmlns:a="http://schemas.openxmlformats.org/drawingml/2006/main" xmlns:sl="http://schemas.openxmlformats.org/schemaLibrary/2006/main">
                   <w:drawing>
                     <wp:anchor allowOverlap="1" behindDoc="0" distB="0" distT="0" distL="114300" distR="114300" hidden="0" layoutInCell="1" locked="0" relativeHeight="0" simplePos="0">
                       <wp:simplePos x="0" y="0"/>
@@ -207,7 +207,7 @@
               <mc:AlternateContent>
                 <mc:Choice Requires="wps">
                   <w:drawing>
-                    <wp:anchor distT="0" distB="0" distL="114300" distR="114300" simplePos="0" relativeHeight="251659264" behindDoc="0" locked="0" layoutInCell="1" hidden="0" allowOverlap="1">
+                    <wp:anchor distT="0" distB="0" distL="114300" distR="114300" simplePos="0" relativeHeight="251659264" behindDoc="0" locked="0" layoutInCell="1" hidden="0" allowOverlap="1" wp14:anchorId="5CD24319" wp14:editId="09650761">
                       <wp:simplePos x="0" y="0"/>
                       <wp:positionH relativeFrom="column">
                         <wp:posOffset>635000</wp:posOffset>
@@ -250,7 +250,7 @@
                     </wp:anchor>
                   </w:drawing>
                 </mc:Choice>
-                <mc:Fallback xmlns:sl="http://schemas.openxmlformats.org/schemaLibrary/2006/main" xmlns:a="http://schemas.openxmlformats.org/drawingml/2006/main" xmlns:pic="http://schemas.openxmlformats.org/drawingml/2006/picture" xmlns:c="http://schemas.openxmlformats.org/drawingml/2006/chart" xmlns:lc="http://schemas.openxmlformats.org/drawingml/2006/lockedCanvas" xmlns:dgm="http://schemas.openxmlformats.org/drawingml/2006/diagram" xmlns:w16="http://schemas.microsoft.com/office/word/2018/wordml" xmlns:w16cex="http://schemas.microsoft.com/office/word/2018/wordml/cex" xmlns:w16cid="http://schemas.microsoft.com/office/word/2016/wordml/cid" xmlns="http://schemas.microsoft.com/office/tasks/2019/documenttasks" xmlns:cr="http://schemas.microsoft.com/office/comments/2020/reactions">
+                <mc:Fallback xmlns:cr="http://schemas.microsoft.com/office/comments/2020/reactions" xmlns="http://schemas.microsoft.com/office/tasks/2019/documenttasks" xmlns:dgm="http://schemas.openxmlformats.org/drawingml/2006/diagram" xmlns:lc="http://schemas.openxmlformats.org/drawingml/2006/lockedCanvas" xmlns:c="http://schemas.openxmlformats.org/drawingml/2006/chart" xmlns:pic="http://schemas.openxmlformats.org/drawingml/2006/picture" xmlns:a="http://schemas.openxmlformats.org/drawingml/2006/main" xmlns:sl="http://schemas.openxmlformats.org/schemaLibrary/2006/main">
                   <w:drawing>
                     <wp:anchor allowOverlap="1" behindDoc="0" distB="0" distT="0" distL="114300" distR="114300" hidden="0" layoutInCell="1" locked="0" relativeHeight="0" simplePos="0">
                       <wp:simplePos x="0" y="0"/>
@@ -633,25 +633,7 @@
           <w:sz w:val="24"/>
           <w:szCs w:val="24"/>
         </w:rPr>
-        <w:t xml:space="preserve">Mã số chi </w:t>
-      </w:r>
-      <w:proofErr w:type="gramStart"/>
-      <w:r>
-        <w:rPr>
-          <w:rFonts w:ascii="Times New Roman" w:eastAsia="Times New Roman" w:hAnsi="Times New Roman" w:cs="Times New Roman"/>
-          <w:sz w:val="24"/>
-          <w:szCs w:val="24"/>
-        </w:rPr>
-        <w:t>nhánh(</w:t>
-      </w:r>
-      <w:proofErr w:type="gramEnd"/>
-      <w:r>
-        <w:rPr>
-          <w:rFonts w:ascii="Times New Roman" w:eastAsia="Times New Roman" w:hAnsi="Times New Roman" w:cs="Times New Roman"/>
-          <w:sz w:val="24"/>
-          <w:szCs w:val="24"/>
-        </w:rPr>
-        <w:t xml:space="preserve">nếu có): </w:t>
+        <w:t xml:space="preserve">Mã số chi nhánh(nếu có): </w:t>
       </w:r>
       <w:r>
         <w:rPr>
@@ -719,7 +701,6 @@
           <w:szCs w:val="24"/>
         </w:rPr>
       </w:pPr>
-      <w:bookmarkStart w:id="0" w:name="_GoBack"/>
       <w:r>
         <w:rPr>
           <w:rFonts w:ascii="Times New Roman" w:eastAsia="Times New Roman" w:hAnsi="Times New Roman" w:cs="Times New Roman"/>
@@ -858,16 +839,7 @@
           <w:sz w:val="24"/>
           <w:szCs w:val="24"/>
         </w:rPr>
-        <w:t xml:space="preserve">Chi nhánh còn các khoản </w:t>
-      </w:r>
-      <w:proofErr w:type="gramStart"/>
-      <w:r>
-        <w:rPr>
-          <w:rFonts w:ascii="Times New Roman" w:eastAsia="Times New Roman" w:hAnsi="Times New Roman" w:cs="Times New Roman"/>
-          <w:sz w:val="24"/>
-          <w:szCs w:val="24"/>
-        </w:rPr>
-        <w:t xml:space="preserve">nợ </w:t>
+        <w:t xml:space="preserve">Chi nhánh còn các khoản nợ </w:t>
       </w:r>
       <w:r>
         <w:rPr>
@@ -875,16 +847,7 @@
           <w:sz w:val="24"/>
           <w:szCs w:val="24"/>
         </w:rPr>
-        <w:t>:</w:t>
-      </w:r>
-      <w:proofErr w:type="gramEnd"/>
-      <w:r>
-        <w:rPr>
-          <w:rFonts w:ascii="Times New Roman" w:eastAsia="Times New Roman" w:hAnsi="Times New Roman" w:cs="Times New Roman"/>
-          <w:sz w:val="24"/>
-          <w:szCs w:val="24"/>
-        </w:rPr>
-        <w:t xml:space="preserve"> không có</w:t>
+        <w:t>: không có</w:t>
       </w:r>
       <w:r>
         <w:rPr>
@@ -951,7 +914,6 @@
         <w:t xml:space="preserve">. </w:t>
       </w:r>
     </w:p>
-    <w:bookmarkEnd w:id="0"/>
     <w:p>
       <w:pPr>
         <w:spacing w:line="264" w:lineRule="auto"/>
@@ -1174,10 +1136,10 @@
             <w:r>
               <w:rPr>
                 <w:rFonts w:ascii="Times New Roman" w:eastAsia="Times New Roman" w:hAnsi="Times New Roman" w:cs="Times New Roman"/>
-                <w:sz w:val="24"/>
-                <w:szCs w:val="24"/>
+                <w:sz w:val="28"/>
+                <w:szCs w:val="28"/>
               </w:rPr>
-              <w:t>ĐẠI DIỆN THEO PHÁP LUẬT</w:t>
+              <w:t>CHỦ SỞ HỮU</w:t>
             </w:r>
           </w:p>
           <w:p>
@@ -1313,7 +1275,7 @@
 </file>
 
 <file path=word/numbering.xml><?xml version="1.0" encoding="utf-8"?>
-<w:numbering xmlns:wpc="http://schemas.microsoft.com/office/word/2010/wordprocessingCanvas" xmlns:cx="http://schemas.microsoft.com/office/drawing/2014/chartex" xmlns:mc="http://schemas.openxmlformats.org/markup-compatibility/2006" xmlns:o="urn:schemas-microsoft-com:office:office" xmlns:r="http://schemas.openxmlformats.org/officeDocument/2006/relationships" xmlns:m="http://schemas.openxmlformats.org/officeDocument/2006/math" xmlns:v="urn:schemas-microsoft-com:vml" xmlns:wp14="http://schemas.microsoft.com/office/word/2010/wordprocessingDrawing" xmlns:wp="http://schemas.openxmlformats.org/drawingml/2006/wordprocessingDrawing" xmlns:w10="urn:schemas-microsoft-com:office:word" xmlns:w="http://schemas.openxmlformats.org/wordprocessingml/2006/main" xmlns:w14="http://schemas.microsoft.com/office/word/2010/wordml" xmlns:w15="http://schemas.microsoft.com/office/word/2012/wordml" xmlns:w16se="http://schemas.microsoft.com/office/word/2015/wordml/symex" xmlns:wpg="http://schemas.microsoft.com/office/word/2010/wordprocessingGroup" xmlns:wpi="http://schemas.microsoft.com/office/word/2010/wordprocessingInk" xmlns:wne="http://schemas.microsoft.com/office/word/2006/wordml" xmlns:wps="http://schemas.microsoft.com/office/word/2010/wordprocessingShape" mc:Ignorable="w14 w15 w16se wp14">
+<w:numbering xmlns:wpc="http://schemas.microsoft.com/office/word/2010/wordprocessingCanvas" xmlns:cx="http://schemas.microsoft.com/office/drawing/2014/chartex" xmlns:cx1="http://schemas.microsoft.com/office/drawing/2015/9/8/chartex" xmlns:cx2="http://schemas.microsoft.com/office/drawing/2015/10/21/chartex" xmlns:cx3="http://schemas.microsoft.com/office/drawing/2016/5/9/chartex" xmlns:cx4="http://schemas.microsoft.com/office/drawing/2016/5/10/chartex" xmlns:cx5="http://schemas.microsoft.com/office/drawing/2016/5/11/chartex" xmlns:cx6="http://schemas.microsoft.com/office/drawing/2016/5/12/chartex" xmlns:cx7="http://schemas.microsoft.com/office/drawing/2016/5/13/chartex" xmlns:cx8="http://schemas.microsoft.com/office/drawing/2016/5/14/chartex" xmlns:mc="http://schemas.openxmlformats.org/markup-compatibility/2006" xmlns:aink="http://schemas.microsoft.com/office/drawing/2016/ink" xmlns:am3d="http://schemas.microsoft.com/office/drawing/2017/model3d" xmlns:o="urn:schemas-microsoft-com:office:office" xmlns:oel="http://schemas.microsoft.com/office/2019/extlst" xmlns:r="http://schemas.openxmlformats.org/officeDocument/2006/relationships" xmlns:m="http://schemas.openxmlformats.org/officeDocument/2006/math" xmlns:v="urn:schemas-microsoft-com:vml" xmlns:wp14="http://schemas.microsoft.com/office/word/2010/wordprocessingDrawing" xmlns:wp="http://schemas.openxmlformats.org/drawingml/2006/wordprocessingDrawing" xmlns:w10="urn:schemas-microsoft-com:office:word" xmlns:w="http://schemas.openxmlformats.org/wordprocessingml/2006/main" xmlns:w14="http://schemas.microsoft.com/office/word/2010/wordml" xmlns:w15="http://schemas.microsoft.com/office/word/2012/wordml" xmlns:w16cex="http://schemas.microsoft.com/office/word/2018/wordml/cex" xmlns:w16cid="http://schemas.microsoft.com/office/word/2016/wordml/cid" xmlns:w16="http://schemas.microsoft.com/office/word/2018/wordml" xmlns:w16du="http://schemas.microsoft.com/office/word/2023/wordml/word16du" xmlns:w16sdtdh="http://schemas.microsoft.com/office/word/2020/wordml/sdtdatahash" xmlns:w16sdtfl="http://schemas.microsoft.com/office/word/2024/wordml/sdtformatlock" xmlns:w16se="http://schemas.microsoft.com/office/word/2015/wordml/symex" xmlns:wpg="http://schemas.microsoft.com/office/word/2010/wordprocessingGroup" xmlns:wpi="http://schemas.microsoft.com/office/word/2010/wordprocessingInk" xmlns:wne="http://schemas.microsoft.com/office/word/2006/wordml" xmlns:wps="http://schemas.microsoft.com/office/word/2010/wordprocessingShape" mc:Ignorable="w14 w15 w16se w16cid w16 w16cex w16sdtdh w16sdtfl w16du wp14">
   <w:abstractNum w:abstractNumId="0" w15:restartNumberingAfterBreak="0">
     <w:nsid w:val="24E762CF"/>
     <w:multiLevelType w:val="multilevel"/>
@@ -1656,16 +1618,16 @@
       </w:rPr>
     </w:lvl>
   </w:abstractNum>
-  <w:num w:numId="1">
+  <w:num w:numId="1" w16cid:durableId="1999070828">
     <w:abstractNumId w:val="2"/>
   </w:num>
-  <w:num w:numId="2">
+  <w:num w:numId="2" w16cid:durableId="1636793015">
     <w:abstractNumId w:val="1"/>
   </w:num>
-  <w:num w:numId="3">
+  <w:num w:numId="3" w16cid:durableId="1970361286">
     <w:abstractNumId w:val="0"/>
   </w:num>
-  <w:num w:numId="4">
+  <w:num w:numId="4" w16cid:durableId="461659023">
     <w:abstractNumId w:val="0"/>
     <w:lvlOverride w:ilvl="0">
       <w:startOverride w:val="1"/>
@@ -1695,7 +1657,7 @@
       <w:startOverride w:val="1"/>
     </w:lvlOverride>
   </w:num>
-  <w:num w:numId="5">
+  <w:num w:numId="5" w16cid:durableId="1965189054">
     <w:abstractNumId w:val="0"/>
     <w:lvlOverride w:ilvl="0">
       <w:startOverride w:val="1"/>
@@ -1725,7 +1687,7 @@
       <w:startOverride w:val="1"/>
     </w:lvlOverride>
   </w:num>
-  <w:num w:numId="6">
+  <w:num w:numId="6" w16cid:durableId="1110778273">
     <w:abstractNumId w:val="0"/>
     <w:lvlOverride w:ilvl="0">
       <w:startOverride w:val="1"/>
@@ -1759,7 +1721,7 @@
 </file>
 
 <file path=word/styles.xml><?xml version="1.0" encoding="utf-8"?>
-<w:styles xmlns:mc="http://schemas.openxmlformats.org/markup-compatibility/2006" xmlns:r="http://schemas.openxmlformats.org/officeDocument/2006/relationships" xmlns:w="http://schemas.openxmlformats.org/wordprocessingml/2006/main" xmlns:w14="http://schemas.microsoft.com/office/word/2010/wordml" xmlns:w15="http://schemas.microsoft.com/office/word/2012/wordml" xmlns:w16se="http://schemas.microsoft.com/office/word/2015/wordml/symex" mc:Ignorable="w14 w15 w16se">
+<w:styles xmlns:mc="http://schemas.openxmlformats.org/markup-compatibility/2006" xmlns:r="http://schemas.openxmlformats.org/officeDocument/2006/relationships" xmlns:w="http://schemas.openxmlformats.org/wordprocessingml/2006/main" xmlns:w14="http://schemas.microsoft.com/office/word/2010/wordml" xmlns:w15="http://schemas.microsoft.com/office/word/2012/wordml" xmlns:w16cex="http://schemas.microsoft.com/office/word/2018/wordml/cex" xmlns:w16cid="http://schemas.microsoft.com/office/word/2016/wordml/cid" xmlns:w16="http://schemas.microsoft.com/office/word/2018/wordml" xmlns:w16du="http://schemas.microsoft.com/office/word/2023/wordml/word16du" xmlns:w16sdtdh="http://schemas.microsoft.com/office/word/2020/wordml/sdtdatahash" xmlns:w16sdtfl="http://schemas.microsoft.com/office/word/2024/wordml/sdtformatlock" xmlns:w16se="http://schemas.microsoft.com/office/word/2015/wordml/symex" mc:Ignorable="w14 w15 w16se w16cid w16 w16cex w16sdtdh w16sdtfl w16du">
   <w:docDefaults>
     <w:rPrDefault>
       <w:rPr>
@@ -1775,7 +1737,7 @@
       </w:pPr>
     </w:pPrDefault>
   </w:docDefaults>
-  <w:latentStyles w:defLockedState="0" w:defUIPriority="99" w:defSemiHidden="0" w:defUnhideWhenUsed="0" w:defQFormat="0" w:count="371">
+  <w:latentStyles w:defLockedState="0" w:defUIPriority="99" w:defSemiHidden="0" w:defUnhideWhenUsed="0" w:defQFormat="0" w:count="376">
     <w:lsdException w:name="Normal" w:uiPriority="0" w:qFormat="1"/>
     <w:lsdException w:name="heading 1" w:uiPriority="9" w:qFormat="1"/>
     <w:lsdException w:name="heading 2" w:semiHidden="1" w:uiPriority="9" w:unhideWhenUsed="1" w:qFormat="1"/>
@@ -2147,6 +2109,11 @@
     <w:lsdException w:name="List Table 5 Dark Accent 6" w:uiPriority="50"/>
     <w:lsdException w:name="List Table 6 Colorful Accent 6" w:uiPriority="51"/>
     <w:lsdException w:name="List Table 7 Colorful Accent 6" w:uiPriority="52"/>
+    <w:lsdException w:name="Mention" w:semiHidden="1" w:unhideWhenUsed="1"/>
+    <w:lsdException w:name="Smart Hyperlink" w:semiHidden="1" w:unhideWhenUsed="1"/>
+    <w:lsdException w:name="Hashtag" w:semiHidden="1" w:unhideWhenUsed="1"/>
+    <w:lsdException w:name="Unresolved Mention" w:semiHidden="1" w:unhideWhenUsed="1"/>
+    <w:lsdException w:name="Smart Link" w:semiHidden="1" w:unhideWhenUsed="1"/>
   </w:latentStyles>
   <w:style w:type="paragraph" w:default="1" w:styleId="Normal">
     <w:name w:val="Normal"/>
